--- a/paper/[심사용]생성형 AI의 주가 보간 예측 성능 평가.docx
+++ b/paper/[심사용]생성형 AI의 주가 보간 예측 성능 평가.docx
@@ -13,9 +13,10 @@
           <w:insideH w:val="single" w:sz="4" w:space="0" w:color="000000"/>
           <w:insideV w:val="single" w:sz="4" w:space="0" w:color="000000"/>
         </w:tblBorders>
+        <w:tblLook w:val="04A0" w:firstRow="1" w:lastRow="0" w:firstColumn="1" w:lastColumn="0" w:noHBand="0" w:noVBand="1"/>
       </w:tblPr>
       <w:tblGrid>
-        <w:gridCol w:w="10000"/>
+        <w:gridCol w:w="10762"/>
       </w:tblGrid>
       <w:tr>
         <w:tc>
@@ -26,13 +27,24 @@
             <w:pPr>
               <w:spacing w:line="200" w:lineRule="exact"/>
               <w:jc w:val="center"/>
-            </w:pPr>
-            <w:r>
-              <w:rPr>
-                <w:rFonts w:ascii="굴림" w:hAnsi="굴림" w:eastAsia="굴림" w:cs="굴림"/>
+              <w:rPr>
+                <w:rFonts w:ascii="굴림" w:eastAsia="굴림" w:hAnsi="굴림" w:cs="굴림"/>
                 <w:b/>
                 <w:sz w:val="28"/>
               </w:rPr>
+            </w:pPr>
+          </w:p>
+          <w:p>
+            <w:pPr>
+              <w:spacing w:line="200" w:lineRule="exact"/>
+              <w:jc w:val="center"/>
+            </w:pPr>
+            <w:r>
+              <w:rPr>
+                <w:rFonts w:ascii="굴림" w:eastAsia="굴림" w:hAnsi="굴림" w:cs="굴림"/>
+                <w:b/>
+                <w:sz w:val="28"/>
+              </w:rPr>
               <w:t>생성형 AI의 주가 보간 예측 성능 평가</w:t>
             </w:r>
           </w:p>
@@ -41,22 +53,15 @@
               <w:spacing w:line="200" w:lineRule="exact"/>
               <w:jc w:val="center"/>
             </w:pPr>
-            <w:r>
-              <w:rPr>
-                <w:rFonts w:ascii="굴림" w:hAnsi="굴림" w:eastAsia="굴림" w:cs="굴림"/>
-                <w:b w:val="0"/>
-                <w:sz w:val="18"/>
-              </w:rPr>
-            </w:r>
-          </w:p>
-          <w:p>
-            <w:pPr>
-              <w:spacing w:line="200" w:lineRule="exact"/>
-              <w:jc w:val="center"/>
-            </w:pPr>
-            <w:r>
-              <w:rPr>
-                <w:rFonts w:ascii="굴림" w:hAnsi="굴림" w:eastAsia="굴림" w:cs="굴림"/>
+          </w:p>
+          <w:p>
+            <w:pPr>
+              <w:spacing w:line="200" w:lineRule="exact"/>
+              <w:jc w:val="center"/>
+            </w:pPr>
+            <w:r>
+              <w:rPr>
+                <w:rFonts w:ascii="굴림" w:eastAsia="굴림" w:hAnsi="굴림" w:cs="굴림"/>
                 <w:b/>
                 <w:sz w:val="22"/>
               </w:rPr>
@@ -68,22 +73,15 @@
               <w:spacing w:line="200" w:lineRule="exact"/>
               <w:jc w:val="center"/>
             </w:pPr>
-            <w:r>
-              <w:rPr>
-                <w:rFonts w:ascii="굴림" w:hAnsi="굴림" w:eastAsia="굴림" w:cs="굴림"/>
-                <w:b w:val="0"/>
-                <w:sz w:val="18"/>
-              </w:rPr>
-            </w:r>
-          </w:p>
-          <w:p>
-            <w:pPr>
-              <w:spacing w:line="200" w:lineRule="exact"/>
-              <w:jc w:val="center"/>
-            </w:pPr>
-            <w:r>
-              <w:rPr>
-                <w:rFonts w:ascii="굴림" w:hAnsi="굴림" w:eastAsia="굴림" w:cs="굴림"/>
+          </w:p>
+          <w:p>
+            <w:pPr>
+              <w:spacing w:line="200" w:lineRule="exact"/>
+              <w:jc w:val="center"/>
+            </w:pPr>
+            <w:r>
+              <w:rPr>
+                <w:rFonts w:ascii="굴림" w:eastAsia="굴림" w:hAnsi="굴림" w:cs="굴림"/>
                 <w:b/>
                 <w:sz w:val="18"/>
               </w:rPr>
@@ -91,18 +89,115 @@
             </w:r>
           </w:p>
           <w:p>
+            <w:r>
+              <w:rPr>
+                <w:rFonts w:ascii="굴림" w:eastAsia="굴림" w:hAnsi="굴림" w:cs="굴림"/>
+                <w:sz w:val="18"/>
+              </w:rPr>
+              <w:t xml:space="preserve">주가 예측은 시장 패턴에 대한 이해, 금융 지식, 거시·미시 요인의 종합적 해석이 요구되는 고난이도의 지적 활동이며, 이러한 특성 때문에 생성형 AI의 추론 능력을 평가하는 유용한 벤치마크가 될 수 있다. 본 연구는 최신 생성형 AI 모델(ChatGPT 5.4, Gemini 3.1 Pro, Claude opus 4.7)이 주가 보간 예측 과제에서 어느 정도의 성능을 보이는지를 정량적으로 평가하였다. 2016~2025년 나스닥 상장 종목 중 무작위 표본 20종목을 선정하고, 종목명과 날짜를 비식별화 </w:t>
+            </w:r>
+            <w:proofErr w:type="spellStart"/>
+            <w:r>
+              <w:rPr>
+                <w:rFonts w:ascii="굴림" w:eastAsia="굴림" w:hAnsi="굴림" w:cs="굴림"/>
+                <w:sz w:val="18"/>
+              </w:rPr>
+              <w:t>마스킹한</w:t>
+            </w:r>
+            <w:proofErr w:type="spellEnd"/>
+            <w:r>
+              <w:rPr>
+                <w:rFonts w:ascii="굴림" w:eastAsia="굴림" w:hAnsi="굴림" w:cs="굴림"/>
+                <w:sz w:val="18"/>
+              </w:rPr>
+              <w:t xml:space="preserve"> 후 D1~D63 및 D126의 </w:t>
+            </w:r>
+            <w:proofErr w:type="spellStart"/>
+            <w:r>
+              <w:rPr>
+                <w:rFonts w:ascii="굴림" w:eastAsia="굴림" w:hAnsi="굴림" w:cs="굴림"/>
+                <w:sz w:val="18"/>
+              </w:rPr>
+              <w:t>일봉</w:t>
+            </w:r>
+            <w:proofErr w:type="spellEnd"/>
+            <w:r>
+              <w:rPr>
+                <w:rFonts w:ascii="굴림" w:eastAsia="굴림" w:hAnsi="굴림" w:cs="굴림"/>
+                <w:sz w:val="18"/>
+              </w:rPr>
+              <w:t xml:space="preserve"> OHLC 데이터를 입력으로 제공하여 D64~D125 구간 62일의 캔들을 예측하도록 하였다. 각 데이터셋에 대해 5회 반복 실험을 수행하여 총 100회 실험의 평균 성능을 비교하였다. 첫 번째 실험에서는 수치 행렬(CSV)의 입출력을 대상으로 종가 및 일일변동성(고가−저가)의 MSE를 선형보간 기준으로 </w:t>
+            </w:r>
+            <w:proofErr w:type="spellStart"/>
+            <w:r>
+              <w:rPr>
+                <w:rFonts w:ascii="굴림" w:eastAsia="굴림" w:hAnsi="굴림" w:cs="굴림"/>
+                <w:sz w:val="18"/>
+              </w:rPr>
+              <w:t>표준화하여</w:t>
+            </w:r>
+            <w:proofErr w:type="spellEnd"/>
+            <w:r>
+              <w:rPr>
+                <w:rFonts w:ascii="굴림" w:eastAsia="굴림" w:hAnsi="굴림" w:cs="굴림"/>
+                <w:sz w:val="18"/>
+              </w:rPr>
+              <w:t xml:space="preserve"> 비교하였고, 두 번째 실험에서는 </w:t>
+            </w:r>
+            <w:proofErr w:type="spellStart"/>
+            <w:r>
+              <w:rPr>
+                <w:rFonts w:ascii="굴림" w:eastAsia="굴림" w:hAnsi="굴림" w:cs="굴림"/>
+                <w:sz w:val="18"/>
+              </w:rPr>
+              <w:t>캔들차트</w:t>
+            </w:r>
+            <w:proofErr w:type="spellEnd"/>
+            <w:r>
+              <w:rPr>
+                <w:rFonts w:ascii="굴림" w:eastAsia="굴림" w:hAnsi="굴림" w:cs="굴림"/>
+                <w:sz w:val="18"/>
+              </w:rPr>
+              <w:t xml:space="preserve"> 이미지의 입출력을 대상으로 이미지 생성 성공률을 측정하였다. 그 결과 Claude opus </w:t>
+            </w:r>
+            <w:proofErr w:type="gramStart"/>
+            <w:r>
+              <w:rPr>
+                <w:rFonts w:ascii="굴림" w:eastAsia="굴림" w:hAnsi="굴림" w:cs="굴림"/>
+                <w:sz w:val="18"/>
+              </w:rPr>
+              <w:t>4.7 &gt;</w:t>
+            </w:r>
+            <w:proofErr w:type="gramEnd"/>
+            <w:r>
+              <w:rPr>
+                <w:rFonts w:ascii="굴림" w:eastAsia="굴림" w:hAnsi="굴림" w:cs="굴림"/>
+                <w:sz w:val="18"/>
+              </w:rPr>
+              <w:t xml:space="preserve"> Gemini 3.1 </w:t>
+            </w:r>
+            <w:proofErr w:type="gramStart"/>
+            <w:r>
+              <w:rPr>
+                <w:rFonts w:ascii="굴림" w:eastAsia="굴림" w:hAnsi="굴림" w:cs="굴림"/>
+                <w:sz w:val="18"/>
+              </w:rPr>
+              <w:t>Pro &gt;</w:t>
+            </w:r>
+            <w:proofErr w:type="gramEnd"/>
+            <w:r>
+              <w:rPr>
+                <w:rFonts w:ascii="굴림" w:eastAsia="굴림" w:hAnsi="굴림" w:cs="굴림"/>
+                <w:sz w:val="18"/>
+              </w:rPr>
+              <w:t xml:space="preserve"> ChatGPT 5.4 순으로 예측 오차가 낮았으나 세 모델 모두 실제보다 변동성을 매우 약하게 예측하는 경향을 보였고, 이미지-이미지 예측 과제는 대부분 실패(2단계 성공률 5% 미만)하였다. 이는 현 단계의 생성형 AI가 주가 보간 예측 과제를 충분히 해결하지 못함을 보여주며, 동시에 주가 예측이 생성형 AI의 추론·지식·수치 이해 능력을 종합적으로 평가할 수 있는 벤치마크로 활용될 수 있음을 시사한다.</w:t>
+            </w:r>
+          </w:p>
+          <w:p>
             <w:pPr>
               <w:spacing w:line="200" w:lineRule="exact"/>
               <w:ind w:firstLine="180"/>
             </w:pPr>
-            <w:r>
-              <w:rPr>
-                <w:rFonts w:ascii="굴림" w:hAnsi="굴림" w:eastAsia="굴림" w:cs="굴림"/>
-                <w:b w:val="0"/>
-                <w:sz w:val="18"/>
-              </w:rPr>
-              <w:t>주가 예측은 시장 패턴에 대한 이해, 금융 지식, 거시·미시 요인의 종합적 해석이 요구되는 고난이도의 지적 활동이며, 이러한 특성 때문에 생성형 AI의 추론 능력을 평가하는 유용한 벤치마크가 될 수 있다. 본 연구는 최신 생성형 AI 모델(ChatGPT 5.4, Gemini 3.1 Pro, Claude opus 4.7)이 주가 보간 예측 과제에서 어느 정도의 성능을 보이는지를 정량적으로 평가하였다. 2016~2025년 나스닥 상장 종목 중 무작위 표본 20종목을 선정하고, 종목명과 날짜를 비식별화 마스킹한 후 D1~D63 및 D126의 일봉 OHLC 데이터를 입력으로 제공하여 D64~D125 구간 62일의 캔들을 예측하도록 하였다. 각 데이터셋에 대해 5회 반복 실험을 수행하여 총 100회 실험의 평균 성능을 비교하였다. 첫 번째 실험에서는 수치 행렬(CSV)의 입출력을 대상으로 종가 및 일일변동성(고가−저가)의 MSE를 선형보간 기준으로 표준화하여 비교하였고, 두 번째 실험에서는 캔들차트 이미지의 입출력을 대상으로 이미지 생성 성공률을 측정하였다. 그 결과 Claude opus 4.7 &gt; Gemini 3.1 Pro &gt; ChatGPT 5.4 순으로 예측 오차가 낮았으나 세 모델 모두 실제보다 변동성을 매우 약하게 예측하는 경향을 보였고, 이미지-이미지 예측 과제는 대부분 실패(2단계 성공률 5% 미만)하였다. 이는 현 단계의 생성형 AI가 주가 보간 예측 과제를 충분히 해결하지 못함을 보여주며, 동시에 주가 예측이 생성형 AI의 추론·지식·수치 이해 능력을 종합적으로 평가할 수 있는 벤치마크로 활용될 수 있음을 시사한다.</w:t>
-            </w:r>
           </w:p>
         </w:tc>
       </w:tr>
@@ -110,11 +205,11 @@
     <w:p>
       <w:pPr>
         <w:sectPr>
+          <w:type w:val="continuous"/>
           <w:pgSz w:w="11906" w:h="16838" w:code="9"/>
           <w:pgMar w:top="1701" w:right="567" w:bottom="1134" w:left="567" w:header="0" w:footer="0" w:gutter="0"/>
           <w:cols w:space="720"/>
           <w:docGrid w:type="lines" w:linePitch="360"/>
-          <w:type w:val="continuous"/>
         </w:sectPr>
       </w:pPr>
     </w:p>
@@ -124,7 +219,7 @@
       </w:pPr>
       <w:r>
         <w:rPr>
-          <w:rFonts w:ascii="굴림" w:hAnsi="굴림" w:eastAsia="굴림" w:cs="굴림"/>
+          <w:rFonts w:ascii="굴림" w:eastAsia="굴림" w:hAnsi="굴림" w:cs="굴림"/>
           <w:b/>
           <w:sz w:val="18"/>
         </w:rPr>
@@ -138,11 +233,24 @@
       </w:pPr>
       <w:r>
         <w:rPr>
-          <w:rFonts w:ascii="굴림" w:hAnsi="굴림" w:eastAsia="굴림" w:cs="굴림"/>
-          <w:b w:val="0"/>
-          <w:sz w:val="18"/>
-        </w:rPr>
-        <w:t>주가 예측은 패턴 인식, 금융 지식, 수치 추론, 거시·미시적 맥락의 통합이 요구되는 고난이도의 지적 과제이다. 단순 시계열 외삽과 달리, 주가의 방향성과 변동성은 시장 참여자의 기대와 정보의 복잡한 상호작용에서 비롯되며, 실제 전문 투자자조차 일관된 초과 수익을 얻기 어려운 문제로 알려져 있다[1,2]. 한편 최근 대규모 언어모델(LLM) 및 생성형 AI는 코딩·수학·과학 추론 영역에서 전문가 수준의 결과를 보고하고 있으며[3,4], 일부 연구에서는 LLM이 금융 뉴스 해석, 재무제표 요약, 단기 방향성 예측 등에 활용될 수 있음을 보였다[5,6]. 그러나 이러한 연구들은 주로 분류·요약·설명 생성 등의 과제에 초점을 맞춘 반면, 과거 일봉 데이터로부터 미래 구간의 캔들 값을 정확한 수치로 생성하는 보간(interpolation) 예측 성능에 대한 체계적 평가는 부족하였다.</w:t>
+          <w:rFonts w:ascii="굴림" w:eastAsia="굴림" w:hAnsi="굴림" w:cs="굴림"/>
+          <w:sz w:val="18"/>
+        </w:rPr>
+        <w:t xml:space="preserve">주가 예측은 패턴 인식, 금융 지식, 수치 추론, 거시·미시적 맥락의 통합이 요구되는 고난이도의 지적 과제이다. 단순 시계열 </w:t>
+      </w:r>
+      <w:r>
+        <w:rPr>
+          <w:rFonts w:ascii="굴림" w:eastAsia="굴림" w:hAnsi="굴림" w:cs="굴림" w:hint="eastAsia"/>
+          <w:sz w:val="18"/>
+        </w:rPr>
+        <w:t>예측</w:t>
+      </w:r>
+      <w:r>
+        <w:rPr>
+          <w:rFonts w:ascii="굴림" w:eastAsia="굴림" w:hAnsi="굴림" w:cs="굴림"/>
+          <w:sz w:val="18"/>
+        </w:rPr>
+        <w:t>과 달리, 주가의 방향성과 변동성은 시장 참여자의 기대와 정보의 복잡한 상호작용에서 비롯되며, 실제 전문 투자자조차 일관된 초과 수익을 얻기 어려운 문제로 알려져 있다[1,2]. 한편 최근 대규모 언어모델(LLM) 및 생성형 AI는 코딩·수학·과학 추론 영역에서 전문가 수준의 결과를 보고하고 있으며[3,4], 일부 연구에서는 LLM이 금융 뉴스 해석, 재무제표 요약, 단기 방향성 예측 등에 활용될 수 있음을 보였다[5,6]. 그러나 이러한 연구들은 주로 분류·요약·설명 생성 등의 과제에 초점을 맞춘 반면, 과거 일봉 데이터로부터 미래 구간의 캔들 값을 정확한 수치로 생성하는 보간(interpolation) 예측 성능에 대한 체계적 평가는 부족하였다.</w:t>
       </w:r>
     </w:p>
     <w:p>
@@ -152,8 +260,7 @@
       </w:pPr>
       <w:r>
         <w:rPr>
-          <w:rFonts w:ascii="굴림" w:hAnsi="굴림" w:eastAsia="굴림" w:cs="굴림"/>
-          <w:b w:val="0"/>
+          <w:rFonts w:ascii="굴림" w:eastAsia="굴림" w:hAnsi="굴림" w:cs="굴림"/>
           <w:sz w:val="18"/>
         </w:rPr>
         <w:t>본 연구는 생성형 AI가 주가의 수치적 보간 예측을 얼마나 정확히 수행할 수 있는지를 정량적으로 평가하고, 더 나아가 이러한 과제가 생성형 AI의 추론 능력을 검증하는 벤치마크로 활용될 수 있는지를 확인하는 것을 목적으로 한다. 특히 ChatGPT, Gemini, Claude 세 최신 모델을 동일 조건에서 비교하여 모델 간 상대적 강·약점을 제시하고, 텍스트(수치 행렬) 기반 예측과 이미지(캔들차트) 기반 예측 양쪽에서의 한계를 확인한다[7–9].</w:t>
@@ -163,21 +270,14 @@
       <w:pPr>
         <w:spacing w:line="200" w:lineRule="exact"/>
       </w:pPr>
-      <w:r>
-        <w:rPr>
-          <w:rFonts w:ascii="굴림" w:hAnsi="굴림" w:eastAsia="굴림" w:cs="굴림"/>
-          <w:b w:val="0"/>
-          <w:sz w:val="18"/>
-        </w:rPr>
-      </w:r>
-    </w:p>
-    <w:p>
-      <w:pPr>
-        <w:spacing w:line="200" w:lineRule="exact"/>
-      </w:pPr>
-      <w:r>
-        <w:rPr>
-          <w:rFonts w:ascii="굴림" w:hAnsi="굴림" w:eastAsia="굴림" w:cs="굴림"/>
+    </w:p>
+    <w:p>
+      <w:pPr>
+        <w:spacing w:line="200" w:lineRule="exact"/>
+      </w:pPr>
+      <w:r>
+        <w:rPr>
+          <w:rFonts w:ascii="굴림" w:eastAsia="굴림" w:hAnsi="굴림" w:cs="굴림"/>
           <w:b/>
           <w:sz w:val="18"/>
         </w:rPr>
@@ -191,32 +291,85 @@
       </w:pPr>
       <w:r>
         <w:rPr>
-          <w:rFonts w:ascii="굴림" w:hAnsi="굴림" w:eastAsia="굴림" w:cs="굴림"/>
-          <w:b w:val="0"/>
-          <w:sz w:val="18"/>
-        </w:rPr>
-        <w:t>본 연구는 나스닥(NASDAQ) 상장 종목의 일봉 OHLC 자료를 활용하여 최신 생성형 AI 세 모델의 주가 보간 예측 성능을 평가하였으며, (1) 데이터 구성 및 비식별화, (2) 예측 과제 정의, (3) 모델별 실험 및 평가의 세 단계로 수행하였다[그림 1].</w:t>
-      </w:r>
-    </w:p>
-    <w:p>
-      <w:pPr>
-        <w:spacing w:line="200" w:lineRule="exact"/>
-      </w:pPr>
-      <w:r>
-        <w:rPr>
-          <w:rFonts w:ascii="굴림" w:hAnsi="굴림" w:eastAsia="굴림" w:cs="굴림"/>
-          <w:b w:val="0"/>
-          <w:sz w:val="18"/>
-        </w:rPr>
-      </w:r>
-    </w:p>
-    <w:p>
-      <w:pPr>
-        <w:spacing w:line="200" w:lineRule="exact"/>
-      </w:pPr>
-      <w:r>
-        <w:rPr>
-          <w:rFonts w:ascii="굴림" w:hAnsi="굴림" w:eastAsia="굴림" w:cs="굴림"/>
+          <w:rFonts w:ascii="굴림" w:eastAsia="굴림" w:hAnsi="굴림" w:cs="굴림"/>
+          <w:sz w:val="18"/>
+        </w:rPr>
+        <w:t xml:space="preserve">본 연구는 나스닥(NASDAQ) 상장 종목의 </w:t>
+      </w:r>
+      <w:proofErr w:type="spellStart"/>
+      <w:r>
+        <w:rPr>
+          <w:rFonts w:ascii="굴림" w:eastAsia="굴림" w:hAnsi="굴림" w:cs="굴림"/>
+          <w:sz w:val="18"/>
+        </w:rPr>
+        <w:t>일봉</w:t>
+      </w:r>
+      <w:proofErr w:type="spellEnd"/>
+      <w:r>
+        <w:rPr>
+          <w:rFonts w:ascii="굴림" w:eastAsia="굴림" w:hAnsi="굴림" w:cs="굴림"/>
+          <w:sz w:val="18"/>
+        </w:rPr>
+        <w:t xml:space="preserve"> </w:t>
+      </w:r>
+      <w:r>
+        <w:rPr>
+          <w:rFonts w:ascii="굴림" w:eastAsia="굴림" w:hAnsi="굴림" w:cs="굴림"/>
+          <w:sz w:val="18"/>
+        </w:rPr>
+        <w:t>OHLC</w:t>
+      </w:r>
+      <w:r>
+        <w:rPr>
+          <w:rFonts w:ascii="굴림" w:eastAsia="굴림" w:hAnsi="굴림" w:cs="굴림" w:hint="eastAsia"/>
+          <w:sz w:val="18"/>
+        </w:rPr>
+        <w:t xml:space="preserve"> (즉, 시가(open), 고가(high), 저가(low), 종가(close)) 수치 </w:t>
+      </w:r>
+      <w:r>
+        <w:rPr>
+          <w:rFonts w:ascii="굴림" w:eastAsia="굴림" w:hAnsi="굴림" w:cs="굴림"/>
+          <w:sz w:val="18"/>
+        </w:rPr>
+        <w:t xml:space="preserve">자료를 활용하여 최신 생성형 AI 세 모델의 주가 보간 예측 성능을 평가하였으며, (1) 데이터 구성 및 비식별화, (2) 예측 과제 정의, (3) </w:t>
+      </w:r>
+      <w:proofErr w:type="spellStart"/>
+      <w:r>
+        <w:rPr>
+          <w:rFonts w:ascii="굴림" w:eastAsia="굴림" w:hAnsi="굴림" w:cs="굴림"/>
+          <w:sz w:val="18"/>
+        </w:rPr>
+        <w:t>모델별</w:t>
+      </w:r>
+      <w:proofErr w:type="spellEnd"/>
+      <w:r>
+        <w:rPr>
+          <w:rFonts w:ascii="굴림" w:eastAsia="굴림" w:hAnsi="굴림" w:cs="굴림"/>
+          <w:sz w:val="18"/>
+        </w:rPr>
+        <w:t xml:space="preserve"> 실험 및 평가의 세 단계로 수행하였다</w:t>
+      </w:r>
+      <w:r>
+        <w:rPr>
+          <w:rFonts w:ascii="굴림" w:eastAsia="굴림" w:hAnsi="굴림" w:cs="굴림"/>
+          <w:color w:val="EE0000"/>
+          <w:sz w:val="18"/>
+        </w:rPr>
+        <w:t>[그림 1].</w:t>
+      </w:r>
+    </w:p>
+    <w:p>
+      <w:pPr>
+        <w:spacing w:line="200" w:lineRule="exact"/>
+      </w:pPr>
+    </w:p>
+    <w:p>
+      <w:pPr>
+        <w:spacing w:line="200" w:lineRule="exact"/>
+      </w:pPr>
+      <w:r>
+        <w:rPr>
+          <w:rFonts w:ascii="굴림" w:eastAsia="굴림" w:hAnsi="굴림" w:cs="굴림"/>
           <w:b/>
           <w:sz w:val="18"/>
         </w:rPr>
@@ -230,20 +383,26 @@
       </w:pPr>
       <w:r>
         <w:rPr>
-          <w:rFonts w:ascii="굴림" w:hAnsi="굴림" w:eastAsia="굴림" w:cs="굴림"/>
-          <w:b w:val="0"/>
-          <w:sz w:val="18"/>
-        </w:rPr>
-        <w:t>실험 데이터는 2016년 1월부터 2025년 12월까지 10년간의 나스닥 상장 종목 일봉 OHLC (시가, 고가, 저가, 종가) 자료를 대상으로 하였다. 해당 기간 내 연속된 126 거래일 구간을 랜덤 샘플링하여 총 20개의 데이터셋을 구성하였다. 생성형 AI가 사전 학습된 지식에 기반하여 특정 종목을 회상하지 못하도록, 모든 종목명은 코드화(A~T)하고 날짜는 상대 인덱스(D1~D126)로 대체하여 비식별화 마스킹을 적용하였다.</w:t>
-      </w:r>
-    </w:p>
-    <w:p>
-      <w:pPr>
-        <w:spacing w:line="200" w:lineRule="exact"/>
-      </w:pPr>
-      <w:r>
-        <w:rPr>
-          <w:rFonts w:ascii="굴림" w:hAnsi="굴림" w:eastAsia="굴림" w:cs="굴림"/>
+          <w:rFonts w:ascii="굴림" w:eastAsia="굴림" w:hAnsi="굴림" w:cs="굴림"/>
+          <w:sz w:val="18"/>
+        </w:rPr>
+        <w:t>실험 데이터는 2016년 1월부터 2025년 12월까지 10년간의 나스닥 상장 종목 일봉 OHLC (시가, 고가, 저가, 종가) 자료를 대상으로 하였다. 해당 기간 내 연속된 126 거래일 구간을 랜덤 샘플링하여 총 20개의 데이터셋을 구성하였다. 생성형 AI가 사전 학습된 지식에 기반하여 특정 종목을 회상하지 못하도록, 모든 종목명은 코드화(A~T)하고 날짜는 상대 인덱스(D1~D126)로 대체하여 비식별화 마스킹을 적용하</w:t>
+      </w:r>
+      <w:r>
+        <w:rPr>
+          <w:rFonts w:ascii="굴림" w:eastAsia="굴림" w:hAnsi="굴림" w:cs="굴림"/>
+          <w:sz w:val="18"/>
+        </w:rPr>
+        <w:t>였다.</w:t>
+      </w:r>
+    </w:p>
+    <w:p>
+      <w:pPr>
+        <w:spacing w:line="200" w:lineRule="exact"/>
+      </w:pPr>
+      <w:r>
+        <w:rPr>
+          <w:rFonts w:ascii="굴림" w:eastAsia="굴림" w:hAnsi="굴림" w:cs="굴림"/>
           <w:b/>
           <w:sz w:val="18"/>
         </w:rPr>
@@ -254,11 +413,14 @@
       <w:pPr>
         <w:spacing w:line="200" w:lineRule="exact"/>
         <w:ind w:firstLine="180"/>
-      </w:pPr>
-      <w:r>
-        <w:rPr>
-          <w:rFonts w:ascii="굴림" w:hAnsi="굴림" w:eastAsia="굴림" w:cs="굴림"/>
-          <w:b w:val="0"/>
+        <w:rPr>
+          <w:rFonts w:ascii="굴림" w:eastAsia="굴림" w:hAnsi="굴림" w:cs="굴림"/>
+          <w:sz w:val="18"/>
+        </w:rPr>
+      </w:pPr>
+      <w:r>
+        <w:rPr>
+          <w:rFonts w:ascii="굴림" w:eastAsia="굴림" w:hAnsi="굴림" w:cs="굴림"/>
           <w:sz w:val="18"/>
         </w:rPr>
         <w:t>각 데이터셋에 대해 D1~D63(63 거래일) 구간의 OHLC와 D126 시점의 OHLC를 입력으로 제공하고, 누락된 D64~D125(62 거래일) 구간의 OHLC 값을 예측하도록 하였다. 모델이 예측 시작 시점과 종료 시점 값을 모두 알 수 있도록 양 끝점을 명시적으로 제시함으로써, 본 과제는 순수한 시계열 보간(interpolation) 과제로 구성하였다.</w:t>
@@ -267,10 +429,148 @@
     <w:p>
       <w:pPr>
         <w:spacing w:line="200" w:lineRule="exact"/>
-      </w:pPr>
-      <w:r>
-        <w:rPr>
-          <w:rFonts w:ascii="굴림" w:hAnsi="굴림" w:eastAsia="굴림" w:cs="굴림"/>
+        <w:ind w:firstLine="180"/>
+        <w:rPr>
+          <w:rFonts w:ascii="굴림" w:eastAsia="굴림" w:hAnsi="굴림" w:cs="굴림"/>
+          <w:b/>
+          <w:bCs/>
+          <w:color w:val="EE0000"/>
+          <w:sz w:val="18"/>
+        </w:rPr>
+      </w:pPr>
+      <w:r>
+        <w:rPr>
+          <w:rFonts w:ascii="굴림" w:eastAsia="굴림" w:hAnsi="굴림" w:cs="굴림" w:hint="eastAsia"/>
+          <w:b/>
+          <w:bCs/>
+          <w:color w:val="EE0000"/>
+          <w:sz w:val="18"/>
+        </w:rPr>
+        <w:t>&lt;</w:t>
+      </w:r>
+      <w:r>
+        <w:rPr>
+          <w:rFonts w:ascii="굴림" w:eastAsia="굴림" w:hAnsi="굴림" w:cs="굴림" w:hint="eastAsia"/>
+          <w:b/>
+          <w:bCs/>
+          <w:color w:val="EE0000"/>
+          <w:sz w:val="18"/>
+        </w:rPr>
+        <w:t xml:space="preserve">시계열 예측 </w:t>
+      </w:r>
+      <w:r>
+        <w:rPr>
+          <w:rFonts w:ascii="굴림" w:eastAsia="굴림" w:hAnsi="굴림" w:cs="굴림" w:hint="eastAsia"/>
+          <w:b/>
+          <w:bCs/>
+          <w:color w:val="EE0000"/>
+          <w:sz w:val="18"/>
+        </w:rPr>
+        <w:t>그림 추가</w:t>
+      </w:r>
+      <w:r>
+        <w:rPr>
+          <w:rFonts w:ascii="굴림" w:eastAsia="굴림" w:hAnsi="굴림" w:cs="굴림" w:hint="eastAsia"/>
+          <w:b/>
+          <w:bCs/>
+          <w:color w:val="EE0000"/>
+          <w:sz w:val="18"/>
+        </w:rPr>
+        <w:t xml:space="preserve">(전일 63일 캔들과, 최종 캔들이 </w:t>
+      </w:r>
+      <w:proofErr w:type="gramStart"/>
+      <w:r>
+        <w:rPr>
+          <w:rFonts w:ascii="굴림" w:eastAsia="굴림" w:hAnsi="굴림" w:cs="굴림" w:hint="eastAsia"/>
+          <w:b/>
+          <w:bCs/>
+          <w:color w:val="EE0000"/>
+          <w:sz w:val="18"/>
+        </w:rPr>
+        <w:t>표기 되어</w:t>
+      </w:r>
+      <w:proofErr w:type="gramEnd"/>
+      <w:r>
+        <w:rPr>
+          <w:rFonts w:ascii="굴림" w:eastAsia="굴림" w:hAnsi="굴림" w:cs="굴림" w:hint="eastAsia"/>
+          <w:b/>
+          <w:bCs/>
+          <w:color w:val="EE0000"/>
+          <w:sz w:val="18"/>
+        </w:rPr>
+        <w:t xml:space="preserve"> 있고, 중간 </w:t>
+      </w:r>
+      <w:proofErr w:type="spellStart"/>
+      <w:r>
+        <w:rPr>
+          <w:rFonts w:ascii="굴림" w:eastAsia="굴림" w:hAnsi="굴림" w:cs="굴림" w:hint="eastAsia"/>
+          <w:b/>
+          <w:bCs/>
+          <w:color w:val="EE0000"/>
+          <w:sz w:val="18"/>
+        </w:rPr>
+        <w:t>예측해야할</w:t>
+      </w:r>
+      <w:proofErr w:type="spellEnd"/>
+      <w:r>
+        <w:rPr>
+          <w:rFonts w:ascii="굴림" w:eastAsia="굴림" w:hAnsi="굴림" w:cs="굴림" w:hint="eastAsia"/>
+          <w:b/>
+          <w:bCs/>
+          <w:color w:val="EE0000"/>
+          <w:sz w:val="18"/>
+        </w:rPr>
+        <w:t xml:space="preserve"> 부분이 빨간 박스로 </w:t>
+      </w:r>
+      <w:proofErr w:type="spellStart"/>
+      <w:r>
+        <w:rPr>
+          <w:rFonts w:ascii="굴림" w:eastAsia="굴림" w:hAnsi="굴림" w:cs="굴림" w:hint="eastAsia"/>
+          <w:b/>
+          <w:bCs/>
+          <w:color w:val="EE0000"/>
+          <w:sz w:val="18"/>
+        </w:rPr>
+        <w:t>마스킹</w:t>
+      </w:r>
+      <w:proofErr w:type="spellEnd"/>
+      <w:r>
+        <w:rPr>
+          <w:rFonts w:ascii="굴림" w:eastAsia="굴림" w:hAnsi="굴림" w:cs="굴림" w:hint="eastAsia"/>
+          <w:b/>
+          <w:bCs/>
+          <w:color w:val="EE0000"/>
+          <w:sz w:val="18"/>
+        </w:rPr>
+        <w:t xml:space="preserve"> 된 이미지</w:t>
+      </w:r>
+      <w:r>
+        <w:rPr>
+          <w:rFonts w:ascii="굴림" w:eastAsia="굴림" w:hAnsi="굴림" w:cs="굴림" w:hint="eastAsia"/>
+          <w:b/>
+          <w:bCs/>
+          <w:color w:val="EE0000"/>
+          <w:sz w:val="18"/>
+        </w:rPr>
+        <w:t>&gt;</w:t>
+      </w:r>
+    </w:p>
+    <w:p>
+      <w:pPr>
+        <w:spacing w:line="200" w:lineRule="exact"/>
+        <w:ind w:firstLine="180"/>
+        <w:rPr>
+          <w:rFonts w:hint="eastAsia"/>
+        </w:rPr>
+      </w:pPr>
+    </w:p>
+    <w:p>
+      <w:pPr>
+        <w:spacing w:line="200" w:lineRule="exact"/>
+      </w:pPr>
+      <w:r>
+        <w:rPr>
+          <w:rFonts w:ascii="굴림" w:eastAsia="굴림" w:hAnsi="굴림" w:cs="굴림"/>
           <w:b/>
           <w:sz w:val="18"/>
         </w:rPr>
@@ -281,11 +581,14 @@
       <w:pPr>
         <w:spacing w:line="200" w:lineRule="exact"/>
         <w:ind w:firstLine="180"/>
-      </w:pPr>
-      <w:r>
-        <w:rPr>
-          <w:rFonts w:ascii="굴림" w:hAnsi="굴림" w:eastAsia="굴림" w:cs="굴림"/>
-          <w:b w:val="0"/>
+        <w:rPr>
+          <w:rFonts w:ascii="굴림" w:eastAsia="굴림" w:hAnsi="굴림" w:cs="굴림"/>
+          <w:sz w:val="18"/>
+        </w:rPr>
+      </w:pPr>
+      <w:r>
+        <w:rPr>
+          <w:rFonts w:ascii="굴림" w:eastAsia="굴림" w:hAnsi="굴림" w:cs="굴림"/>
           <w:sz w:val="18"/>
         </w:rPr>
         <w:t>2026년 4월 20일 기준 각 벤더의 공개된 채팅 인터페이스에서 다음 세 모델을 비교하였다: ChatGPT 5.4(OpenAI), Gemini 3.1 Pro(Google DeepMind), Claude opus 4.7(Anthropic). 각 데이터셋별로 5회 반복 실험을 수행하여 모델당 총 100회의 실험 결과를 획득하였다.</w:t>
@@ -294,10 +597,16 @@
     <w:p>
       <w:pPr>
         <w:spacing w:line="200" w:lineRule="exact"/>
-      </w:pPr>
-      <w:r>
-        <w:rPr>
-          <w:rFonts w:ascii="굴림" w:hAnsi="굴림" w:eastAsia="굴림" w:cs="굴림"/>
+        <w:ind w:firstLine="180"/>
+      </w:pPr>
+    </w:p>
+    <w:p>
+      <w:pPr>
+        <w:spacing w:line="200" w:lineRule="exact"/>
+      </w:pPr>
+      <w:r>
+        <w:rPr>
+          <w:rFonts w:ascii="굴림" w:eastAsia="굴림" w:hAnsi="굴림" w:cs="굴림"/>
           <w:b/>
           <w:sz w:val="18"/>
         </w:rPr>
@@ -311,8 +620,7 @@
       </w:pPr>
       <w:r>
         <w:rPr>
-          <w:rFonts w:ascii="굴림" w:hAnsi="굴림" w:eastAsia="굴림" w:cs="굴림"/>
-          <w:b w:val="0"/>
+          <w:rFonts w:ascii="굴림" w:eastAsia="굴림" w:hAnsi="굴림" w:cs="굴림"/>
           <w:sz w:val="18"/>
         </w:rPr>
         <w:t>[실험 1] 수치 행렬 입출력 — 모델에 D1~D63 및 D126의 OHLC 값을 CSV 형식의 수치 행렬로 입력하고, D64~D125 구간의 OHLC 값을 동일한 CSV 형식으로 출력하도록 지시하였다. 프롬프트에는 "평균적인 변동성과 일반적인 캔들 패턴을 고려하여 현실적인 다이나믹한 움직임을 반영할 것"을 명시하였다.</w:t>
@@ -325,8 +633,7 @@
       </w:pPr>
       <w:r>
         <w:rPr>
-          <w:rFonts w:ascii="굴림" w:hAnsi="굴림" w:eastAsia="굴림" w:cs="굴림"/>
-          <w:b w:val="0"/>
+          <w:rFonts w:ascii="굴림" w:eastAsia="굴림" w:hAnsi="굴림" w:cs="굴림"/>
           <w:sz w:val="18"/>
         </w:rPr>
         <w:t>[실험 2] 이미지 입출력 — 입력 데이터를 캔들차트 이미지로 렌더링하고, 예측 구간(D64~D125)을 빨간 박스로 마스킹한 이미지를 입력으로 제공하였다. 모델은 누락 구간이 채워진 캔들차트 이미지를 출력하도록 지시되었다.</w:t>
@@ -338,7 +645,7 @@
       </w:pPr>
       <w:r>
         <w:rPr>
-          <w:rFonts w:ascii="굴림" w:hAnsi="굴림" w:eastAsia="굴림" w:cs="굴림"/>
+          <w:rFonts w:ascii="굴림" w:eastAsia="굴림" w:hAnsi="굴림" w:cs="굴림"/>
           <w:b/>
           <w:sz w:val="18"/>
         </w:rPr>
@@ -352,11 +659,18 @@
       </w:pPr>
       <w:r>
         <w:rPr>
-          <w:rFonts w:ascii="굴림" w:hAnsi="굴림" w:eastAsia="굴림" w:cs="굴림"/>
-          <w:b w:val="0"/>
-          <w:sz w:val="18"/>
-        </w:rPr>
-        <w:t>[실험 1 - 수치 비교] 20개 데이터셋×5회 = 100회 실험에 대해 다음 지표를 계산·평균하였다. (1) 종가 MSE: 정답 종가 62일 리스트와 예측 종가 62일 리스트 간의 평균제곱오차. (2) 표준화 종가 MSE: (1)을 정답 종가 리스트와 D64·D125 종가를 선형보간한 62일 종가 리스트 간의 MSE로 나눈 값(값이 1보다 작으면 단순 선형보간보다 우수함). (3) 일일변동성 MSE: 고가−저가로 정의되는 일일변동성 62일 리스트 간 MSE. (4) 표준화 일일변동성 MSE: (3)을 (2)와 동일한 방식으로 표준화한 값.</w:t>
+          <w:rFonts w:ascii="굴림" w:eastAsia="굴림" w:hAnsi="굴림" w:cs="굴림"/>
+          <w:sz w:val="18"/>
+        </w:rPr>
+        <w:t xml:space="preserve">[실험 1 - 수치 비교] 20개 데이터셋×5회 = 100회 실험에 대해 다음 지표를 계산·평균하였다. (1) 종가 MSE: 정답 종가 62일 리스트와 예측 종가 62일 리스트 간의 평균제곱오차. (2) 표준화 종가 MSE: (1)을 정답 종가 리스트와 D64·D125 종가를 선형보간한 62일 종가 리스트 간의 MSE로 나눈 값(값이 1보다 작으면 단순 선형보간보다 우수함). (3) 일일변동성 MSE: 고가−저가로 정의되는 일일변동성 62일 리스트 간 MSE. (4) 표준화 일일변동성 MSE: (3)을 (2)와 </w:t>
+      </w:r>
+      <w:r>
+        <w:rPr>
+          <w:rFonts w:ascii="굴림" w:eastAsia="굴림" w:hAnsi="굴림" w:cs="굴림"/>
+          <w:sz w:val="18"/>
+        </w:rPr>
+        <w:lastRenderedPageBreak/>
+        <w:t>동일한 방식으로 표준화한 값.</w:t>
       </w:r>
     </w:p>
     <w:p>
@@ -366,8 +680,7 @@
       </w:pPr>
       <w:r>
         <w:rPr>
-          <w:rFonts w:ascii="굴림" w:hAnsi="굴림" w:eastAsia="굴림" w:cs="굴림"/>
-          <w:b w:val="0"/>
+          <w:rFonts w:ascii="굴림" w:eastAsia="굴림" w:hAnsi="굴림" w:cs="굴림"/>
           <w:sz w:val="18"/>
         </w:rPr>
         <w:t>[실험 1 - 시각화 비교] 예측 결과를 캔들차트로 렌더링하여 정답 차트와 시각적으로 비교하였다.</w:t>
@@ -380,8 +693,7 @@
       </w:pPr>
       <w:r>
         <w:rPr>
-          <w:rFonts w:ascii="굴림" w:hAnsi="굴림" w:eastAsia="굴림" w:cs="굴림"/>
-          <w:b w:val="0"/>
+          <w:rFonts w:ascii="굴림" w:eastAsia="굴림" w:hAnsi="굴림" w:cs="굴림"/>
           <w:sz w:val="18"/>
         </w:rPr>
         <w:t>[실험 2 - 성공률] 100회 실험에 대해 (1) 1단계 성공률: 무한 로딩·텍스트 출력 없이 이미지가 생성된 비율, (2) 2단계 성공률: 생성된 이미지 내 캔들이 62개의 80% 이상 포함된 비율을 측정하였다. 2단계 성공률이 5% 미만이었으므로 추가적인 수치 비교는 수행하지 않고 실패 사례의 시각적 결과만을 제시하였다.</w:t>
@@ -391,21 +703,14 @@
       <w:pPr>
         <w:spacing w:line="200" w:lineRule="exact"/>
       </w:pPr>
-      <w:r>
-        <w:rPr>
-          <w:rFonts w:ascii="굴림" w:hAnsi="굴림" w:eastAsia="굴림" w:cs="굴림"/>
-          <w:b w:val="0"/>
-          <w:sz w:val="18"/>
-        </w:rPr>
-      </w:r>
-    </w:p>
-    <w:p>
-      <w:pPr>
-        <w:spacing w:line="200" w:lineRule="exact"/>
-      </w:pPr>
-      <w:r>
-        <w:rPr>
-          <w:rFonts w:ascii="굴림" w:hAnsi="굴림" w:eastAsia="굴림" w:cs="굴림"/>
+    </w:p>
+    <w:p>
+      <w:pPr>
+        <w:spacing w:line="200" w:lineRule="exact"/>
+      </w:pPr>
+      <w:r>
+        <w:rPr>
+          <w:rFonts w:ascii="굴림" w:eastAsia="굴림" w:hAnsi="굴림" w:cs="굴림"/>
           <w:b/>
           <w:sz w:val="18"/>
         </w:rPr>
@@ -418,7 +723,7 @@
       </w:pPr>
       <w:r>
         <w:rPr>
-          <w:rFonts w:ascii="굴림" w:hAnsi="굴림" w:eastAsia="굴림" w:cs="굴림"/>
+          <w:rFonts w:ascii="굴림" w:eastAsia="굴림" w:hAnsi="굴림" w:cs="굴림"/>
           <w:b/>
           <w:sz w:val="18"/>
         </w:rPr>
@@ -432,8 +737,7 @@
       </w:pPr>
       <w:r>
         <w:rPr>
-          <w:rFonts w:ascii="굴림" w:hAnsi="굴림" w:eastAsia="굴림" w:cs="굴림"/>
-          <w:b w:val="0"/>
+          <w:rFonts w:ascii="굴림" w:eastAsia="굴림" w:hAnsi="굴림" w:cs="굴림"/>
           <w:sz w:val="18"/>
         </w:rPr>
         <w:t>100회 실험 평균 기준, 세 모델 모두 주가 보간 예측이 가능하였으나 성능에는 유의한 차이가 관찰되었다[표 1]. 종가 MSE는 Claude opus 4.7이 23.86 ± 8.17로 가장 낮았고, Gemini 3.1 Pro가 31.57 ± 10.85, ChatGPT 5.4가 42.18 ± 14.22로 가장 높았다. 표준화 종가 MSE는 Claude가 0.87로 단순 선형보간보다 소폭 우수하였으나, Gemini는 1.14, ChatGPT는 1.53으로 선형보간보다 열등하였다. 일일변동성 MSE의 경우에도 Claude(3.28) &lt; Gemini(3.65) &lt; ChatGPT(4.12)의 동일한 서열이 유지되었으나, 표준화 일일변동성 MSE는 세 모델 모두 2.0 이상으로, 선형보간 기준보다 오히려 2~3배 이상 큰 오차를 보였다. 이는 모든 모델이 실제 시장의 변동성을 매우 과소평가하는 공통 편향을 가짐을 의미한다.</w:t>
@@ -445,7 +749,7 @@
       </w:pPr>
       <w:r>
         <w:rPr>
-          <w:rFonts w:ascii="굴림" w:hAnsi="굴림" w:eastAsia="굴림" w:cs="굴림"/>
+          <w:rFonts w:ascii="굴림" w:eastAsia="굴림" w:hAnsi="굴림" w:cs="굴림"/>
           <w:b/>
           <w:sz w:val="18"/>
         </w:rPr>
@@ -456,11 +760,14 @@
       <w:pPr>
         <w:spacing w:line="200" w:lineRule="exact"/>
         <w:ind w:firstLine="180"/>
-      </w:pPr>
-      <w:r>
-        <w:rPr>
-          <w:rFonts w:ascii="굴림" w:hAnsi="굴림" w:eastAsia="굴림" w:cs="굴림"/>
-          <w:b w:val="0"/>
+        <w:rPr>
+          <w:rFonts w:ascii="굴림" w:eastAsia="굴림" w:hAnsi="굴림" w:cs="굴림"/>
+          <w:sz w:val="18"/>
+        </w:rPr>
+      </w:pPr>
+      <w:r>
+        <w:rPr>
+          <w:rFonts w:ascii="굴림" w:eastAsia="굴림" w:hAnsi="굴림" w:cs="굴림"/>
           <w:sz w:val="18"/>
         </w:rPr>
         <w:t>그림 2는 대표 데이터셋에 대한 각 모델의 예측 캔들차트를 정답과 함께 제시한다. 세 모델 모두 예측 구간의 평균적 수준은 유지하였으나, 실제 데이터에서 관찰되는 장·단기 추세 전환과 큰 일중 변동이 크게 평활화(smoothing)된 형태로 생성되었다. Claude의 예측은 가장 자연스러운 캔들 간 연속성을 보였고, ChatGPT는 변동성이 가장 낮아 거의 단조로운 선형 움직임에 가까운 출력을 보였다.</w:t>
@@ -469,10 +776,72 @@
     <w:p>
       <w:pPr>
         <w:spacing w:line="200" w:lineRule="exact"/>
-      </w:pPr>
-      <w:r>
-        <w:rPr>
-          <w:rFonts w:ascii="굴림" w:hAnsi="굴림" w:eastAsia="굴림" w:cs="굴림"/>
+        <w:ind w:firstLine="180"/>
+        <w:rPr>
+          <w:rFonts w:ascii="굴림" w:eastAsia="굴림" w:hAnsi="굴림" w:cs="굴림"/>
+          <w:b/>
+          <w:bCs/>
+          <w:color w:val="EE0000"/>
+          <w:sz w:val="18"/>
+        </w:rPr>
+      </w:pPr>
+      <w:r>
+        <w:rPr>
+          <w:rFonts w:ascii="굴림" w:eastAsia="굴림" w:hAnsi="굴림" w:cs="굴림" w:hint="eastAsia"/>
+          <w:b/>
+          <w:bCs/>
+          <w:color w:val="EE0000"/>
+          <w:sz w:val="18"/>
+        </w:rPr>
+        <w:t>&lt;실제 결과 이미지</w:t>
+      </w:r>
+      <w:r>
+        <w:rPr>
+          <w:rFonts w:ascii="굴림" w:eastAsia="굴림" w:hAnsi="굴림" w:cs="굴림" w:hint="eastAsia"/>
+          <w:b/>
+          <w:bCs/>
+          <w:color w:val="EE0000"/>
+          <w:sz w:val="18"/>
+        </w:rPr>
+        <w:t xml:space="preserve"> 예시, 2x3 또는 1x3으로 해서 시각적 확인 가능하도록</w:t>
+      </w:r>
+      <w:r>
+        <w:rPr>
+          <w:rFonts w:ascii="굴림" w:eastAsia="굴림" w:hAnsi="굴림" w:cs="굴림" w:hint="eastAsia"/>
+          <w:b/>
+          <w:bCs/>
+          <w:color w:val="EE0000"/>
+          <w:sz w:val="18"/>
+        </w:rPr>
+        <w:t>&gt;</w:t>
+      </w:r>
+    </w:p>
+    <w:p>
+      <w:pPr>
+        <w:spacing w:line="200" w:lineRule="exact"/>
+        <w:ind w:firstLine="180"/>
+        <w:rPr>
+          <w:rFonts w:ascii="굴림" w:eastAsia="굴림" w:hAnsi="굴림" w:cs="굴림"/>
+          <w:sz w:val="18"/>
+        </w:rPr>
+      </w:pPr>
+    </w:p>
+    <w:p>
+      <w:pPr>
+        <w:spacing w:line="200" w:lineRule="exact"/>
+        <w:ind w:firstLine="180"/>
+        <w:rPr>
+          <w:rFonts w:hint="eastAsia"/>
+        </w:rPr>
+      </w:pPr>
+    </w:p>
+    <w:p>
+      <w:pPr>
+        <w:spacing w:line="200" w:lineRule="exact"/>
+      </w:pPr>
+      <w:r>
+        <w:rPr>
+          <w:rFonts w:ascii="굴림" w:eastAsia="굴림" w:hAnsi="굴림" w:cs="굴림"/>
           <w:b/>
           <w:sz w:val="18"/>
         </w:rPr>
@@ -483,35 +852,68 @@
       <w:pPr>
         <w:spacing w:line="200" w:lineRule="exact"/>
         <w:ind w:firstLine="180"/>
-      </w:pPr>
-      <w:r>
-        <w:rPr>
-          <w:rFonts w:ascii="굴림" w:hAnsi="굴림" w:eastAsia="굴림" w:cs="굴림"/>
-          <w:b w:val="0"/>
-          <w:sz w:val="18"/>
-        </w:rPr>
-        <w:t>캔들차트 이미지 기반 예측은 세 모델 모두에서 대부분 실패하였다[표 2]. 1단계 성공률(이미지 생성 성공)은 Gemini 3.1 Pro가 68%로 가장 높았고, Claude opus 4.7이 52%, ChatGPT 5.4가 45% 순이었다. 그러나 생성된 이미지의 품질을 반영하는 2단계 성공률(62개 캔들의 80% 이상 복원)은 Gemini 4%, Claude 3%, ChatGPT 2%로 모든 모델이 5% 미만에 그쳤다. 실패 사례에서는 (i) 캔들 개수 부족, (ii) 빨간 박스 영역이 채워지지 않고 그대로 유지된 채 반환, (iii) 스타일·축이 원본과 불일치하는 사례가 빈번하게 관찰되었다[그림 3].</w:t>
-      </w:r>
-    </w:p>
-    <w:p>
-      <w:pPr>
-        <w:spacing w:line="200" w:lineRule="exact"/>
-      </w:pPr>
-      <w:r>
-        <w:rPr>
-          <w:rFonts w:ascii="굴림" w:hAnsi="굴림" w:eastAsia="굴림" w:cs="굴림"/>
-          <w:b w:val="0"/>
-          <w:sz w:val="18"/>
-        </w:rPr>
-      </w:r>
-    </w:p>
-    <w:p>
-      <w:pPr>
-        <w:spacing w:line="200" w:lineRule="exact"/>
-      </w:pPr>
-      <w:r>
-        <w:rPr>
-          <w:rFonts w:ascii="굴림" w:hAnsi="굴림" w:eastAsia="굴림" w:cs="굴림"/>
+        <w:rPr>
+          <w:rFonts w:ascii="굴림" w:eastAsia="굴림" w:hAnsi="굴림" w:cs="굴림"/>
+          <w:sz w:val="18"/>
+        </w:rPr>
+      </w:pPr>
+      <w:r>
+        <w:rPr>
+          <w:rFonts w:ascii="굴림" w:eastAsia="굴림" w:hAnsi="굴림" w:cs="굴림"/>
+          <w:sz w:val="18"/>
+        </w:rPr>
+        <w:t>캔들차트 이미지 기반 예측은 세 모델 모두에서 대부분 실패하였다[표 2]. 1단계 성공률(이미지 생성 성공)은 Gemini 3.1 Pro가 68%로 가장 높았고, Claude opus 4.7이 52%, ChatGPT 5.4가 45% 순이었다. 그러나 생성된 이미지의 품질을 반영하는 2단계 성공률(62개 캔들의 80% 이상 복원)은 Gemini 4%, Claude 3%, ChatGPT 2%로 모든 모델이 5% 미만에 그쳤다. 실패 사례에서는 (</w:t>
+      </w:r>
+      <w:proofErr w:type="spellStart"/>
+      <w:r>
+        <w:rPr>
+          <w:rFonts w:ascii="굴림" w:eastAsia="굴림" w:hAnsi="굴림" w:cs="굴림"/>
+          <w:sz w:val="18"/>
+        </w:rPr>
+        <w:t>i</w:t>
+      </w:r>
+      <w:proofErr w:type="spellEnd"/>
+      <w:r>
+        <w:rPr>
+          <w:rFonts w:ascii="굴림" w:eastAsia="굴림" w:hAnsi="굴림" w:cs="굴림"/>
+          <w:sz w:val="18"/>
+        </w:rPr>
+        <w:t>) 캔들 개수 부족, (ii) 빨간 박스 영역이 채워지지 않고 그대로 유지된 채 반환, (iii) 스타일·축이 원본과 불일치하는 사례가 빈번하게 관찰되었다[그림 3].</w:t>
+      </w:r>
+    </w:p>
+    <w:p>
+      <w:pPr>
+        <w:spacing w:line="200" w:lineRule="exact"/>
+        <w:ind w:firstLine="180"/>
+        <w:rPr>
+          <w:b/>
+          <w:bCs/>
+          <w:color w:val="EE0000"/>
+        </w:rPr>
+      </w:pPr>
+      <w:r>
+        <w:rPr>
+          <w:rFonts w:ascii="굴림" w:eastAsia="굴림" w:hAnsi="굴림" w:cs="굴림" w:hint="eastAsia"/>
+          <w:b/>
+          <w:bCs/>
+          <w:color w:val="EE0000"/>
+          <w:sz w:val="18"/>
+        </w:rPr>
+        <w:t>&lt;1단계 실패 사진(텍스트 출력된 예시), 2단계 실패 사진(캔들 부족, 잘린 것)&gt;</w:t>
+      </w:r>
+    </w:p>
+    <w:p>
+      <w:pPr>
+        <w:spacing w:line="200" w:lineRule="exact"/>
+      </w:pPr>
+    </w:p>
+    <w:p>
+      <w:pPr>
+        <w:spacing w:line="200" w:lineRule="exact"/>
+      </w:pPr>
+      <w:r>
+        <w:rPr>
+          <w:rFonts w:ascii="굴림" w:eastAsia="굴림" w:hAnsi="굴림" w:cs="굴림"/>
           <w:b/>
           <w:sz w:val="18"/>
         </w:rPr>
@@ -525,8 +927,7 @@
       </w:pPr>
       <w:r>
         <w:rPr>
-          <w:rFonts w:ascii="굴림" w:hAnsi="굴림" w:eastAsia="굴림" w:cs="굴림"/>
-          <w:b w:val="0"/>
+          <w:rFonts w:ascii="굴림" w:eastAsia="굴림" w:hAnsi="굴림" w:cs="굴림"/>
           <w:sz w:val="18"/>
         </w:rPr>
         <w:t>본 연구는 최신 생성형 AI 세 모델(ChatGPT 5.4, Gemini 3.1 Pro, Claude opus 4.7)이 나스닥 일봉 데이터로부터 미래 구간의 주가를 보간 예측할 수 있는지를 정량적으로 평가하였다.</w:t>
@@ -539,8 +940,7 @@
       </w:pPr>
       <w:r>
         <w:rPr>
-          <w:rFonts w:ascii="굴림" w:hAnsi="굴림" w:eastAsia="굴림" w:cs="굴림"/>
-          <w:b w:val="0"/>
+          <w:rFonts w:ascii="굴림" w:eastAsia="굴림" w:hAnsi="굴림" w:cs="굴림"/>
           <w:sz w:val="18"/>
         </w:rPr>
         <w:t>첫째, 수치 행렬 입출력 기반의 실험 1에서 세 모델은 모두 일정 수준의 보간 예측을 수행하였고, Claude &gt; Gemini &gt; ChatGPT의 일관된 성능 서열을 보였다. 그러나 표준화 종가 MSE 기준 단순 선형보간을 유의하게 뛰어넘은 모델은 Claude opus 4.7에 한정되었다. 이는 현재 생성형 AI가 양 끝점이 주어진 상황에서 중간 구간을 예측할 때 단순한 기하학적 보간을 넘어서는 가치를 제공하는 경우가 제한적임을 의미한다.</w:t>
@@ -553,11 +953,17 @@
       </w:pPr>
       <w:r>
         <w:rPr>
-          <w:rFonts w:ascii="굴림" w:hAnsi="굴림" w:eastAsia="굴림" w:cs="굴림"/>
-          <w:b w:val="0"/>
-          <w:sz w:val="18"/>
-        </w:rPr>
-        <w:t>둘째, 세 모델 모두 실제 시장의 변동성을 현저히 과소평가하는 공통 편향을 보였다. 표준화 일일변동성 MSE가 모든 모델에서 2.0을 상회하였다는 점은, AI가 평균 수준은 따라가되 실제 시장의 다이나믹한 움직임(급등·급락, 변동성 클러스터링)을 재현하지 못함을 의미한다. 이는 프롬프트에서 "현실적인 다이나믹 반영"을 명시했음에도 관찰되는 체계적 편향으로, 변동성 표현에 대한 모델의 내재적 보수성 또는 불확실성 하에서의 평균 회귀 경향과 관련되어 있는 것으로 해석된다.</w:t>
+          <w:rFonts w:ascii="굴림" w:eastAsia="굴림" w:hAnsi="굴림" w:cs="굴림"/>
+          <w:sz w:val="18"/>
+        </w:rPr>
+        <w:t xml:space="preserve">둘째, 세 모델 모두 실제 시장의 변동성을 현저히 과소평가하는 공통 편향을 보였다. 표준화 일일변동성 MSE가 모든 모델에서 2.0을 상회하였다는 점은, AI가 평균 수준은 따라가되 실제 시장의 다이나믹한 움직임(급등·급락, 변동성 클러스터링)을 재현하지 못함을 의미한다. 이는 프롬프트에서 "현실적인 다이나믹 반영"을 명시했음에도 관찰되는 체계적 </w:t>
+      </w:r>
+      <w:r>
+        <w:rPr>
+          <w:rFonts w:ascii="굴림" w:eastAsia="굴림" w:hAnsi="굴림" w:cs="굴림"/>
+          <w:sz w:val="18"/>
+        </w:rPr>
+        <w:t>편향으로, 변동성 표현에 대한 모델의 내재적 보수성 또는 불확실성 하에서의 평균 회귀 경향과 관련되어 있는 것으로 해석된다.</w:t>
       </w:r>
     </w:p>
     <w:p>
@@ -567,8 +973,7 @@
       </w:pPr>
       <w:r>
         <w:rPr>
-          <w:rFonts w:ascii="굴림" w:hAnsi="굴림" w:eastAsia="굴림" w:cs="굴림"/>
-          <w:b w:val="0"/>
+          <w:rFonts w:ascii="굴림" w:eastAsia="굴림" w:hAnsi="굴림" w:cs="굴림"/>
           <w:sz w:val="18"/>
         </w:rPr>
         <w:t>셋째, 이미지-이미지 예측 과제(실험 2)는 현 단계 생성형 AI에게 여전히 어려운 과제임이 확인되었다. 이미지 생성 자체에 실패하거나, 생성되더라도 대부분 캔들 개수·정렬·스타일의 일관성을 유지하지 못하였다. 이는 멀티모달 모델이 자연 이미지 생성에서는 높은 성능을 보이는 반면, 정밀한 수치·구조를 가지는 도메인 특화 도식(schematic) 이미지에 대해서는 여전히 근본적 한계를 가짐을 시사한다.</w:t>
@@ -581,8 +986,7 @@
       </w:pPr>
       <w:r>
         <w:rPr>
-          <w:rFonts w:ascii="굴림" w:hAnsi="굴림" w:eastAsia="굴림" w:cs="굴림"/>
-          <w:b w:val="0"/>
+          <w:rFonts w:ascii="굴림" w:eastAsia="굴림" w:hAnsi="굴림" w:cs="굴림"/>
           <w:sz w:val="18"/>
         </w:rPr>
         <w:t>종합하면, 현 단계의 생성형 AI는 주가 보간 예측 과제에서 (1) 추세의 대략적 방향성은 포착하지만, (2) 실제 시장의 변동성을 충분히 재현하지 못하며, (3) 이미지 수준의 캔들차트 생성에는 거의 실패한다. 이러한 한계는 주가 예측이 단순한 암기·회상 과제가 아니라 패턴 인지·수치 추론·불확실성 표현을 복합적으로 요구하는 고난이도 과제임을 반영하며, 따라서 주가 보간 예측은 향후 생성형 AI의 추론·수치 이해·멀티모달 일관성 능력을 종합적으로 평가하는 유용한 벤치마크로 활용될 수 있다.</w:t>
@@ -595,8 +999,7 @@
       </w:pPr>
       <w:r>
         <w:rPr>
-          <w:rFonts w:ascii="굴림" w:hAnsi="굴림" w:eastAsia="굴림" w:cs="굴림"/>
-          <w:b w:val="0"/>
+          <w:rFonts w:ascii="굴림" w:eastAsia="굴림" w:hAnsi="굴림" w:cs="굴림"/>
           <w:sz w:val="18"/>
         </w:rPr>
         <w:t>향후 과제는 (1) 예측 기간·자산군·시장 환경에 따른 성능 일반화, (2) 변동성 충실도를 강화하는 프롬프트 및 디코딩 전략, (3) 수치·이미지 일관성을 확보하기 위한 멀티모달 미세조정 기법의 체계적 비교이다.</w:t>
@@ -606,21 +1009,14 @@
       <w:pPr>
         <w:spacing w:line="200" w:lineRule="exact"/>
       </w:pPr>
-      <w:r>
-        <w:rPr>
-          <w:rFonts w:ascii="굴림" w:hAnsi="굴림" w:eastAsia="굴림" w:cs="굴림"/>
-          <w:b w:val="0"/>
-          <w:sz w:val="18"/>
-        </w:rPr>
-      </w:r>
-    </w:p>
-    <w:p>
-      <w:pPr>
-        <w:spacing w:line="200" w:lineRule="exact"/>
-      </w:pPr>
-      <w:r>
-        <w:rPr>
-          <w:rFonts w:ascii="굴림" w:hAnsi="굴림" w:eastAsia="굴림" w:cs="굴림"/>
+    </w:p>
+    <w:p>
+      <w:pPr>
+        <w:spacing w:line="200" w:lineRule="exact"/>
+      </w:pPr>
+      <w:r>
+        <w:rPr>
+          <w:rFonts w:ascii="굴림" w:eastAsia="굴림" w:hAnsi="굴림" w:cs="굴림"/>
           <w:b/>
           <w:sz w:val="18"/>
         </w:rPr>
@@ -638,12 +1034,13 @@
           <w:insideH w:val="single" w:sz="4" w:space="0" w:color="000000"/>
           <w:insideV w:val="single" w:sz="4" w:space="0" w:color="000000"/>
         </w:tblBorders>
+        <w:tblLook w:val="04A0" w:firstRow="1" w:lastRow="0" w:firstColumn="1" w:lastColumn="0" w:noHBand="0" w:noVBand="1"/>
       </w:tblPr>
       <w:tblGrid>
-        <w:gridCol w:w="2500"/>
-        <w:gridCol w:w="2500"/>
-        <w:gridCol w:w="2500"/>
-        <w:gridCol w:w="2500"/>
+        <w:gridCol w:w="1254"/>
+        <w:gridCol w:w="1254"/>
+        <w:gridCol w:w="1254"/>
+        <w:gridCol w:w="1254"/>
       </w:tblGrid>
       <w:tr>
         <w:tc>
@@ -657,7 +1054,7 @@
             </w:pPr>
             <w:r>
               <w:rPr>
-                <w:rFonts w:ascii="굴림" w:hAnsi="굴림" w:eastAsia="굴림" w:cs="굴림"/>
+                <w:rFonts w:ascii="굴림" w:eastAsia="굴림" w:hAnsi="굴림" w:cs="굴림"/>
                 <w:b/>
                 <w:sz w:val="18"/>
               </w:rPr>
@@ -676,7 +1073,7 @@
             </w:pPr>
             <w:r>
               <w:rPr>
-                <w:rFonts w:ascii="굴림" w:hAnsi="굴림" w:eastAsia="굴림" w:cs="굴림"/>
+                <w:rFonts w:ascii="굴림" w:eastAsia="굴림" w:hAnsi="굴림" w:cs="굴림"/>
                 <w:b/>
                 <w:sz w:val="18"/>
               </w:rPr>
@@ -695,7 +1092,7 @@
             </w:pPr>
             <w:r>
               <w:rPr>
-                <w:rFonts w:ascii="굴림" w:hAnsi="굴림" w:eastAsia="굴림" w:cs="굴림"/>
+                <w:rFonts w:ascii="굴림" w:eastAsia="굴림" w:hAnsi="굴림" w:cs="굴림"/>
                 <w:b/>
                 <w:sz w:val="18"/>
               </w:rPr>
@@ -714,7 +1111,7 @@
             </w:pPr>
             <w:r>
               <w:rPr>
-                <w:rFonts w:ascii="굴림" w:hAnsi="굴림" w:eastAsia="굴림" w:cs="굴림"/>
+                <w:rFonts w:ascii="굴림" w:eastAsia="굴림" w:hAnsi="굴림" w:cs="굴림"/>
                 <w:b/>
                 <w:sz w:val="18"/>
               </w:rPr>
@@ -735,8 +1132,7 @@
             </w:pPr>
             <w:r>
               <w:rPr>
-                <w:rFonts w:ascii="굴림" w:hAnsi="굴림" w:eastAsia="굴림" w:cs="굴림"/>
-                <w:b w:val="0"/>
+                <w:rFonts w:ascii="굴림" w:eastAsia="굴림" w:hAnsi="굴림" w:cs="굴림"/>
                 <w:sz w:val="18"/>
               </w:rPr>
               <w:t>종가 MSE</w:t>
@@ -754,8 +1150,7 @@
             </w:pPr>
             <w:r>
               <w:rPr>
-                <w:rFonts w:ascii="굴림" w:hAnsi="굴림" w:eastAsia="굴림" w:cs="굴림"/>
-                <w:b w:val="0"/>
+                <w:rFonts w:ascii="굴림" w:eastAsia="굴림" w:hAnsi="굴림" w:cs="굴림"/>
                 <w:sz w:val="18"/>
               </w:rPr>
               <w:t>42.18 ± 14.22</w:t>
@@ -773,8 +1168,7 @@
             </w:pPr>
             <w:r>
               <w:rPr>
-                <w:rFonts w:ascii="굴림" w:hAnsi="굴림" w:eastAsia="굴림" w:cs="굴림"/>
-                <w:b w:val="0"/>
+                <w:rFonts w:ascii="굴림" w:eastAsia="굴림" w:hAnsi="굴림" w:cs="굴림"/>
                 <w:sz w:val="18"/>
               </w:rPr>
               <w:t>31.57 ± 10.85</w:t>
@@ -792,8 +1186,7 @@
             </w:pPr>
             <w:r>
               <w:rPr>
-                <w:rFonts w:ascii="굴림" w:hAnsi="굴림" w:eastAsia="굴림" w:cs="굴림"/>
-                <w:b w:val="0"/>
+                <w:rFonts w:ascii="굴림" w:eastAsia="굴림" w:hAnsi="굴림" w:cs="굴림"/>
                 <w:sz w:val="18"/>
               </w:rPr>
               <w:t>23.86 ± 8.17</w:t>
@@ -813,8 +1206,7 @@
             </w:pPr>
             <w:r>
               <w:rPr>
-                <w:rFonts w:ascii="굴림" w:hAnsi="굴림" w:eastAsia="굴림" w:cs="굴림"/>
-                <w:b w:val="0"/>
+                <w:rFonts w:ascii="굴림" w:eastAsia="굴림" w:hAnsi="굴림" w:cs="굴림"/>
                 <w:sz w:val="18"/>
               </w:rPr>
               <w:t>표준화 종가 MSE</w:t>
@@ -832,8 +1224,7 @@
             </w:pPr>
             <w:r>
               <w:rPr>
-                <w:rFonts w:ascii="굴림" w:hAnsi="굴림" w:eastAsia="굴림" w:cs="굴림"/>
-                <w:b w:val="0"/>
+                <w:rFonts w:ascii="굴림" w:eastAsia="굴림" w:hAnsi="굴림" w:cs="굴림"/>
                 <w:sz w:val="18"/>
               </w:rPr>
               <w:t>1.53 ± 0.58</w:t>
@@ -851,8 +1242,7 @@
             </w:pPr>
             <w:r>
               <w:rPr>
-                <w:rFonts w:ascii="굴림" w:hAnsi="굴림" w:eastAsia="굴림" w:cs="굴림"/>
-                <w:b w:val="0"/>
+                <w:rFonts w:ascii="굴림" w:eastAsia="굴림" w:hAnsi="굴림" w:cs="굴림"/>
                 <w:sz w:val="18"/>
               </w:rPr>
               <w:t>1.14 ± 0.41</w:t>
@@ -870,8 +1260,7 @@
             </w:pPr>
             <w:r>
               <w:rPr>
-                <w:rFonts w:ascii="굴림" w:hAnsi="굴림" w:eastAsia="굴림" w:cs="굴림"/>
-                <w:b w:val="0"/>
+                <w:rFonts w:ascii="굴림" w:eastAsia="굴림" w:hAnsi="굴림" w:cs="굴림"/>
                 <w:sz w:val="18"/>
               </w:rPr>
               <w:t>0.87 ± 0.32</w:t>
@@ -891,8 +1280,7 @@
             </w:pPr>
             <w:r>
               <w:rPr>
-                <w:rFonts w:ascii="굴림" w:hAnsi="굴림" w:eastAsia="굴림" w:cs="굴림"/>
-                <w:b w:val="0"/>
+                <w:rFonts w:ascii="굴림" w:eastAsia="굴림" w:hAnsi="굴림" w:cs="굴림"/>
                 <w:sz w:val="18"/>
               </w:rPr>
               <w:t>일일변동성 MSE</w:t>
@@ -910,8 +1298,7 @@
             </w:pPr>
             <w:r>
               <w:rPr>
-                <w:rFonts w:ascii="굴림" w:hAnsi="굴림" w:eastAsia="굴림" w:cs="굴림"/>
-                <w:b w:val="0"/>
+                <w:rFonts w:ascii="굴림" w:eastAsia="굴림" w:hAnsi="굴림" w:cs="굴림"/>
                 <w:sz w:val="18"/>
               </w:rPr>
               <w:t>4.12 ± 1.08</w:t>
@@ -929,8 +1316,7 @@
             </w:pPr>
             <w:r>
               <w:rPr>
-                <w:rFonts w:ascii="굴림" w:hAnsi="굴림" w:eastAsia="굴림" w:cs="굴림"/>
-                <w:b w:val="0"/>
+                <w:rFonts w:ascii="굴림" w:eastAsia="굴림" w:hAnsi="굴림" w:cs="굴림"/>
                 <w:sz w:val="18"/>
               </w:rPr>
               <w:t>3.65 ± 0.92</w:t>
@@ -948,8 +1334,7 @@
             </w:pPr>
             <w:r>
               <w:rPr>
-                <w:rFonts w:ascii="굴림" w:hAnsi="굴림" w:eastAsia="굴림" w:cs="굴림"/>
-                <w:b w:val="0"/>
+                <w:rFonts w:ascii="굴림" w:eastAsia="굴림" w:hAnsi="굴림" w:cs="굴림"/>
                 <w:sz w:val="18"/>
               </w:rPr>
               <w:t>3.28 ± 0.81</w:t>
@@ -969,8 +1354,7 @@
             </w:pPr>
             <w:r>
               <w:rPr>
-                <w:rFonts w:ascii="굴림" w:hAnsi="굴림" w:eastAsia="굴림" w:cs="굴림"/>
-                <w:b w:val="0"/>
+                <w:rFonts w:ascii="굴림" w:eastAsia="굴림" w:hAnsi="굴림" w:cs="굴림"/>
                 <w:sz w:val="18"/>
               </w:rPr>
               <w:t>표준화 일일변동성 MSE</w:t>
@@ -988,8 +1372,7 @@
             </w:pPr>
             <w:r>
               <w:rPr>
-                <w:rFonts w:ascii="굴림" w:hAnsi="굴림" w:eastAsia="굴림" w:cs="굴림"/>
-                <w:b w:val="0"/>
+                <w:rFonts w:ascii="굴림" w:eastAsia="굴림" w:hAnsi="굴림" w:cs="굴림"/>
                 <w:sz w:val="18"/>
               </w:rPr>
               <w:t>2.81 ± 0.89</w:t>
@@ -1007,8 +1390,7 @@
             </w:pPr>
             <w:r>
               <w:rPr>
-                <w:rFonts w:ascii="굴림" w:hAnsi="굴림" w:eastAsia="굴림" w:cs="굴림"/>
-                <w:b w:val="0"/>
+                <w:rFonts w:ascii="굴림" w:eastAsia="굴림" w:hAnsi="굴림" w:cs="굴림"/>
                 <w:sz w:val="18"/>
               </w:rPr>
               <w:t>2.47 ± 0.78</w:t>
@@ -1026,8 +1408,7 @@
             </w:pPr>
             <w:r>
               <w:rPr>
-                <w:rFonts w:ascii="굴림" w:hAnsi="굴림" w:eastAsia="굴림" w:cs="굴림"/>
-                <w:b w:val="0"/>
+                <w:rFonts w:ascii="굴림" w:eastAsia="굴림" w:hAnsi="굴림" w:cs="굴림"/>
                 <w:sz w:val="18"/>
               </w:rPr>
               <w:t>2.19 ± 0.74</w:t>
@@ -1040,21 +1421,14 @@
       <w:pPr>
         <w:spacing w:line="200" w:lineRule="exact"/>
       </w:pPr>
-      <w:r>
-        <w:rPr>
-          <w:rFonts w:ascii="굴림" w:hAnsi="굴림" w:eastAsia="굴림" w:cs="굴림"/>
-          <w:b w:val="0"/>
-          <w:sz w:val="18"/>
-        </w:rPr>
-      </w:r>
-    </w:p>
-    <w:p>
-      <w:pPr>
-        <w:spacing w:line="200" w:lineRule="exact"/>
-      </w:pPr>
-      <w:r>
-        <w:rPr>
-          <w:rFonts w:ascii="굴림" w:hAnsi="굴림" w:eastAsia="굴림" w:cs="굴림"/>
+    </w:p>
+    <w:p>
+      <w:pPr>
+        <w:spacing w:line="200" w:lineRule="exact"/>
+      </w:pPr>
+      <w:r>
+        <w:rPr>
+          <w:rFonts w:ascii="굴림" w:eastAsia="굴림" w:hAnsi="굴림" w:cs="굴림"/>
           <w:b/>
           <w:sz w:val="18"/>
         </w:rPr>
@@ -1072,12 +1446,13 @@
           <w:insideH w:val="single" w:sz="4" w:space="0" w:color="000000"/>
           <w:insideV w:val="single" w:sz="4" w:space="0" w:color="000000"/>
         </w:tblBorders>
+        <w:tblLook w:val="04A0" w:firstRow="1" w:lastRow="0" w:firstColumn="1" w:lastColumn="0" w:noHBand="0" w:noVBand="1"/>
       </w:tblPr>
       <w:tblGrid>
-        <w:gridCol w:w="2500"/>
-        <w:gridCol w:w="2500"/>
-        <w:gridCol w:w="2500"/>
-        <w:gridCol w:w="2500"/>
+        <w:gridCol w:w="1254"/>
+        <w:gridCol w:w="1254"/>
+        <w:gridCol w:w="1254"/>
+        <w:gridCol w:w="1254"/>
       </w:tblGrid>
       <w:tr>
         <w:tc>
@@ -1091,7 +1466,7 @@
             </w:pPr>
             <w:r>
               <w:rPr>
-                <w:rFonts w:ascii="굴림" w:hAnsi="굴림" w:eastAsia="굴림" w:cs="굴림"/>
+                <w:rFonts w:ascii="굴림" w:eastAsia="굴림" w:hAnsi="굴림" w:cs="굴림"/>
                 <w:b/>
                 <w:sz w:val="18"/>
               </w:rPr>
@@ -1110,7 +1485,7 @@
             </w:pPr>
             <w:r>
               <w:rPr>
-                <w:rFonts w:ascii="굴림" w:hAnsi="굴림" w:eastAsia="굴림" w:cs="굴림"/>
+                <w:rFonts w:ascii="굴림" w:eastAsia="굴림" w:hAnsi="굴림" w:cs="굴림"/>
                 <w:b/>
                 <w:sz w:val="18"/>
               </w:rPr>
@@ -1129,7 +1504,7 @@
             </w:pPr>
             <w:r>
               <w:rPr>
-                <w:rFonts w:ascii="굴림" w:hAnsi="굴림" w:eastAsia="굴림" w:cs="굴림"/>
+                <w:rFonts w:ascii="굴림" w:eastAsia="굴림" w:hAnsi="굴림" w:cs="굴림"/>
                 <w:b/>
                 <w:sz w:val="18"/>
               </w:rPr>
@@ -1148,7 +1523,7 @@
             </w:pPr>
             <w:r>
               <w:rPr>
-                <w:rFonts w:ascii="굴림" w:hAnsi="굴림" w:eastAsia="굴림" w:cs="굴림"/>
+                <w:rFonts w:ascii="굴림" w:eastAsia="굴림" w:hAnsi="굴림" w:cs="굴림"/>
                 <w:b/>
                 <w:sz w:val="18"/>
               </w:rPr>
@@ -1169,8 +1544,7 @@
             </w:pPr>
             <w:r>
               <w:rPr>
-                <w:rFonts w:ascii="굴림" w:hAnsi="굴림" w:eastAsia="굴림" w:cs="굴림"/>
-                <w:b w:val="0"/>
+                <w:rFonts w:ascii="굴림" w:eastAsia="굴림" w:hAnsi="굴림" w:cs="굴림"/>
                 <w:sz w:val="18"/>
               </w:rPr>
               <w:t>1단계 성공률</w:t>
@@ -1188,8 +1562,7 @@
             </w:pPr>
             <w:r>
               <w:rPr>
-                <w:rFonts w:ascii="굴림" w:hAnsi="굴림" w:eastAsia="굴림" w:cs="굴림"/>
-                <w:b w:val="0"/>
+                <w:rFonts w:ascii="굴림" w:eastAsia="굴림" w:hAnsi="굴림" w:cs="굴림"/>
                 <w:sz w:val="18"/>
               </w:rPr>
               <w:t>45/100 (45%)</w:t>
@@ -1207,8 +1580,7 @@
             </w:pPr>
             <w:r>
               <w:rPr>
-                <w:rFonts w:ascii="굴림" w:hAnsi="굴림" w:eastAsia="굴림" w:cs="굴림"/>
-                <w:b w:val="0"/>
+                <w:rFonts w:ascii="굴림" w:eastAsia="굴림" w:hAnsi="굴림" w:cs="굴림"/>
                 <w:sz w:val="18"/>
               </w:rPr>
               <w:t>68/100 (68%)</w:t>
@@ -1226,8 +1598,7 @@
             </w:pPr>
             <w:r>
               <w:rPr>
-                <w:rFonts w:ascii="굴림" w:hAnsi="굴림" w:eastAsia="굴림" w:cs="굴림"/>
-                <w:b w:val="0"/>
+                <w:rFonts w:ascii="굴림" w:eastAsia="굴림" w:hAnsi="굴림" w:cs="굴림"/>
                 <w:sz w:val="18"/>
               </w:rPr>
               <w:t>52/100 (52%)</w:t>
@@ -1247,8 +1618,7 @@
             </w:pPr>
             <w:r>
               <w:rPr>
-                <w:rFonts w:ascii="굴림" w:hAnsi="굴림" w:eastAsia="굴림" w:cs="굴림"/>
-                <w:b w:val="0"/>
+                <w:rFonts w:ascii="굴림" w:eastAsia="굴림" w:hAnsi="굴림" w:cs="굴림"/>
                 <w:sz w:val="18"/>
               </w:rPr>
               <w:t>2단계 성공률</w:t>
@@ -1266,8 +1636,7 @@
             </w:pPr>
             <w:r>
               <w:rPr>
-                <w:rFonts w:ascii="굴림" w:hAnsi="굴림" w:eastAsia="굴림" w:cs="굴림"/>
-                <w:b w:val="0"/>
+                <w:rFonts w:ascii="굴림" w:eastAsia="굴림" w:hAnsi="굴림" w:cs="굴림"/>
                 <w:sz w:val="18"/>
               </w:rPr>
               <w:t>2/100 (2%)</w:t>
@@ -1285,8 +1654,7 @@
             </w:pPr>
             <w:r>
               <w:rPr>
-                <w:rFonts w:ascii="굴림" w:hAnsi="굴림" w:eastAsia="굴림" w:cs="굴림"/>
-                <w:b w:val="0"/>
+                <w:rFonts w:ascii="굴림" w:eastAsia="굴림" w:hAnsi="굴림" w:cs="굴림"/>
                 <w:sz w:val="18"/>
               </w:rPr>
               <w:t>4/100 (4%)</w:t>
@@ -1304,8 +1672,7 @@
             </w:pPr>
             <w:r>
               <w:rPr>
-                <w:rFonts w:ascii="굴림" w:hAnsi="굴림" w:eastAsia="굴림" w:cs="굴림"/>
-                <w:b w:val="0"/>
+                <w:rFonts w:ascii="굴림" w:eastAsia="굴림" w:hAnsi="굴림" w:cs="굴림"/>
                 <w:sz w:val="18"/>
               </w:rPr>
               <w:t>3/100 (3%)</w:t>
@@ -1318,21 +1685,14 @@
       <w:pPr>
         <w:spacing w:line="200" w:lineRule="exact"/>
       </w:pPr>
-      <w:r>
-        <w:rPr>
-          <w:rFonts w:ascii="굴림" w:hAnsi="굴림" w:eastAsia="굴림" w:cs="굴림"/>
-          <w:b w:val="0"/>
-          <w:sz w:val="18"/>
-        </w:rPr>
-      </w:r>
-    </w:p>
-    <w:p>
-      <w:pPr>
-        <w:spacing w:line="200" w:lineRule="exact"/>
-      </w:pPr>
-      <w:r>
-        <w:rPr>
-          <w:rFonts w:ascii="굴림" w:hAnsi="굴림" w:eastAsia="굴림" w:cs="굴림"/>
+    </w:p>
+    <w:p>
+      <w:pPr>
+        <w:spacing w:line="200" w:lineRule="exact"/>
+      </w:pPr>
+      <w:r>
+        <w:rPr>
+          <w:rFonts w:ascii="굴림" w:eastAsia="굴림" w:hAnsi="굴림" w:cs="굴림"/>
           <w:b/>
           <w:sz w:val="18"/>
         </w:rPr>
@@ -1345,8 +1705,7 @@
       </w:pPr>
       <w:r>
         <w:rPr>
-          <w:rFonts w:ascii="굴림" w:hAnsi="굴림" w:eastAsia="굴림" w:cs="굴림"/>
-          <w:b w:val="0"/>
+          <w:rFonts w:ascii="굴림" w:eastAsia="굴림" w:hAnsi="굴림" w:cs="굴림"/>
           <w:sz w:val="18"/>
         </w:rPr>
         <w:t>[1] Fama EF. Efficient capital markets: A review of theory and empirical work. J Finance. 1970;25(2):383-417.</w:t>
@@ -1358,8 +1717,7 @@
       </w:pPr>
       <w:r>
         <w:rPr>
-          <w:rFonts w:ascii="굴림" w:hAnsi="굴림" w:eastAsia="굴림" w:cs="굴림"/>
-          <w:b w:val="0"/>
+          <w:rFonts w:ascii="굴림" w:eastAsia="굴림" w:hAnsi="굴림" w:cs="굴림"/>
           <w:sz w:val="18"/>
         </w:rPr>
         <w:t>[2] Malkiel BG. The efficient market hypothesis and its critics. J Econ Perspect. 2003;17(1):59-82.</w:t>
@@ -1371,8 +1729,7 @@
       </w:pPr>
       <w:r>
         <w:rPr>
-          <w:rFonts w:ascii="굴림" w:hAnsi="굴림" w:eastAsia="굴림" w:cs="굴림"/>
-          <w:b w:val="0"/>
+          <w:rFonts w:ascii="굴림" w:eastAsia="굴림" w:hAnsi="굴림" w:cs="굴림"/>
           <w:sz w:val="18"/>
         </w:rPr>
         <w:t>[3] El-Kishky A, Wei A, Saraiva A, et al. Competitive Programming with Large Reasoning Models. arXiv:2502.06807. 2025.</w:t>
@@ -1384,8 +1741,7 @@
       </w:pPr>
       <w:r>
         <w:rPr>
-          <w:rFonts w:ascii="굴림" w:hAnsi="굴림" w:eastAsia="굴림" w:cs="굴림"/>
-          <w:b w:val="0"/>
+          <w:rFonts w:ascii="굴림" w:eastAsia="굴림" w:hAnsi="굴림" w:cs="굴림"/>
           <w:sz w:val="18"/>
         </w:rPr>
         <w:t>[4] OpenAI, Achiam J, Adler S, et al. GPT-4 Technical Report. arXiv:2303.08774. 2023.</w:t>
@@ -1397,8 +1753,7 @@
       </w:pPr>
       <w:r>
         <w:rPr>
-          <w:rFonts w:ascii="굴림" w:hAnsi="굴림" w:eastAsia="굴림" w:cs="굴림"/>
-          <w:b w:val="0"/>
+          <w:rFonts w:ascii="굴림" w:eastAsia="굴림" w:hAnsi="굴림" w:cs="굴림"/>
           <w:sz w:val="18"/>
         </w:rPr>
         <w:t>[5] Lopez-Lira A, Tang Y. Can ChatGPT forecast stock price movements? Return predictability and large language models. arXiv:2304.07619. 2023.</w:t>
@@ -1410,8 +1765,7 @@
       </w:pPr>
       <w:r>
         <w:rPr>
-          <w:rFonts w:ascii="굴림" w:hAnsi="굴림" w:eastAsia="굴림" w:cs="굴림"/>
-          <w:b w:val="0"/>
+          <w:rFonts w:ascii="굴림" w:eastAsia="굴림" w:hAnsi="굴림" w:cs="굴림"/>
           <w:sz w:val="18"/>
         </w:rPr>
         <w:t>[6] Yang Y, Uy MCS, Huang A. FinBERT: A pretrained language model for financial communications. arXiv:2006.08097. 2020.</w:t>
@@ -1423,8 +1777,7 @@
       </w:pPr>
       <w:r>
         <w:rPr>
-          <w:rFonts w:ascii="굴림" w:hAnsi="굴림" w:eastAsia="굴림" w:cs="굴림"/>
-          <w:b w:val="0"/>
+          <w:rFonts w:ascii="굴림" w:eastAsia="굴림" w:hAnsi="굴림" w:cs="굴림"/>
           <w:sz w:val="18"/>
         </w:rPr>
         <w:t>[7] Wei J, Wang X, Schuurmans D, et al. Chain-of-Thought Prompting Elicits Reasoning in Large Language Models. NeurIPS. 2022.</w:t>
@@ -1436,8 +1789,7 @@
       </w:pPr>
       <w:r>
         <w:rPr>
-          <w:rFonts w:ascii="굴림" w:hAnsi="굴림" w:eastAsia="굴림" w:cs="굴림"/>
-          <w:b w:val="0"/>
+          <w:rFonts w:ascii="굴림" w:eastAsia="굴림" w:hAnsi="굴림" w:cs="굴림"/>
           <w:sz w:val="18"/>
         </w:rPr>
         <w:t>[8] Bubeck S, Chandrasekaran V, Eldan R, et al. Sparks of Artificial General Intelligence: Early experiments with GPT-4. arXiv:2303.12712. 2023.</w:t>
@@ -1449,8 +1801,7 @@
       </w:pPr>
       <w:r>
         <w:rPr>
-          <w:rFonts w:ascii="굴림" w:hAnsi="굴림" w:eastAsia="굴림" w:cs="굴림"/>
-          <w:b w:val="0"/>
+          <w:rFonts w:ascii="굴림" w:eastAsia="굴림" w:hAnsi="굴림" w:cs="굴림"/>
           <w:sz w:val="18"/>
         </w:rPr>
         <w:t>[9] Wu S, Irsoy O, Lu S, et al. BloombergGPT: A Large Language Model for Finance. arXiv:2303.17564. 2023.</w:t>
@@ -1462,10 +1813,10 @@
       </w:pPr>
       <w:r>
         <w:rPr>
-          <w:rFonts w:ascii="굴림" w:hAnsi="굴림" w:eastAsia="굴림" w:cs="굴림"/>
-          <w:b w:val="0"/>
-          <w:sz w:val="18"/>
-        </w:rPr>
+          <w:rFonts w:ascii="굴림" w:eastAsia="굴림" w:hAnsi="굴림" w:cs="굴림"/>
+          <w:sz w:val="18"/>
+        </w:rPr>
+        <w:lastRenderedPageBreak/>
         <w:t>[10] Ding Q, Wu S, Sun H, et al. Hierarchical Multi-Scale Gaussian Transformer for Stock Movement Prediction. IJCAI. 2020.</w:t>
       </w:r>
     </w:p>
